--- a/assets/CV (Shih-Ni Prim_Nov_2024).docx
+++ b/assets/CV (Shih-Ni Prim_Nov_2024).docx
@@ -494,7 +494,21 @@
         <w:rPr>
           <w:rFonts w:asciiTheme="minorHAnsi" w:hAnsiTheme="minorHAnsi" w:cstheme="minorHAnsi"/>
         </w:rPr>
-        <w:t xml:space="preserve"> We use tensor coefficients to allow for them to vary by frequency and shrinkage prior </w:t>
+        <w:t xml:space="preserve"> We use tensor coefficients to </w:t>
+      </w:r>
+      <w:proofErr w:type="gramStart"/>
+      <w:r>
+        <w:rPr>
+          <w:rFonts w:asciiTheme="minorHAnsi" w:hAnsiTheme="minorHAnsi" w:cstheme="minorHAnsi"/>
+        </w:rPr>
+        <w:t>allow for</w:t>
+      </w:r>
+      <w:proofErr w:type="gramEnd"/>
+      <w:r>
+        <w:rPr>
+          <w:rFonts w:asciiTheme="minorHAnsi" w:hAnsiTheme="minorHAnsi" w:cstheme="minorHAnsi"/>
+        </w:rPr>
+        <w:t xml:space="preserve"> them to vary by frequency and shrinkage prior </w:t>
       </w:r>
       <w:r>
         <w:rPr>
@@ -632,20 +646,7 @@
           <w:bCs/>
         </w:rPr>
         <w:tab/>
-      </w:r>
-      <w:r>
-        <w:rPr>
-          <w:rFonts w:asciiTheme="minorHAnsi" w:hAnsiTheme="minorHAnsi" w:cstheme="minorHAnsi"/>
-          <w:bCs/>
-        </w:rPr>
-        <w:t>2023–</w:t>
-      </w:r>
-      <w:r>
-        <w:rPr>
-          <w:rFonts w:asciiTheme="minorHAnsi" w:hAnsiTheme="minorHAnsi" w:cstheme="minorHAnsi"/>
-          <w:bCs/>
-        </w:rPr>
-        <w:t>2024</w:t>
+        <w:t>2023–2024</w:t>
       </w:r>
     </w:p>
     <w:p>
@@ -3266,6 +3267,7 @@
         <w:t xml:space="preserve">Email: </w:t>
       </w:r>
       <w:proofErr w:type="spellStart"/>
+      <w:proofErr w:type="gramStart"/>
       <w:r>
         <w:rPr>
           <w:rFonts w:asciiTheme="minorHAnsi" w:hAnsiTheme="minorHAnsi" w:cstheme="minorHAnsi"/>
@@ -3277,7 +3279,14 @@
         <w:rPr>
           <w:rFonts w:asciiTheme="minorHAnsi" w:hAnsiTheme="minorHAnsi" w:cstheme="minorHAnsi"/>
         </w:rPr>
-        <w:t xml:space="preserve"> @ncsu.edu</w:t>
+        <w:t xml:space="preserve"> @</w:t>
+      </w:r>
+      <w:proofErr w:type="gramEnd"/>
+      <w:r>
+        <w:rPr>
+          <w:rFonts w:asciiTheme="minorHAnsi" w:hAnsiTheme="minorHAnsi" w:cstheme="minorHAnsi"/>
+        </w:rPr>
+        <w:t>ncsu.edu</w:t>
       </w:r>
     </w:p>
     <w:p>
@@ -4585,6 +4594,47 @@
         </w:rPr>
         <w:t>Provided feedback for papers through online tutoring</w:t>
       </w:r>
+    </w:p>
+    <w:p>
+      <w:pPr>
+        <w:pStyle w:val="NoSpacing"/>
+        <w:rPr>
+          <w:rFonts w:ascii="Times New Roman" w:hAnsi="Times New Roman"/>
+          <w:sz w:val="24"/>
+          <w:szCs w:val="24"/>
+        </w:rPr>
+      </w:pPr>
+    </w:p>
+    <w:p>
+      <w:pPr>
+        <w:pStyle w:val="NoSpacing"/>
+        <w:rPr>
+          <w:rFonts w:ascii="Times New Roman" w:hAnsi="Times New Roman"/>
+          <w:sz w:val="24"/>
+          <w:szCs w:val="24"/>
+        </w:rPr>
+      </w:pPr>
+    </w:p>
+    <w:p>
+      <w:pPr>
+        <w:pStyle w:val="NoSpacing"/>
+        <w:rPr>
+          <w:rFonts w:ascii="Times New Roman" w:hAnsi="Times New Roman"/>
+          <w:sz w:val="24"/>
+          <w:szCs w:val="24"/>
+        </w:rPr>
+      </w:pPr>
+    </w:p>
+    <w:p>
+      <w:pPr>
+        <w:pStyle w:val="NoSpacing"/>
+        <w:rPr>
+          <w:rFonts w:ascii="Times New Roman" w:hAnsi="Times New Roman"/>
+          <w:b/>
+          <w:sz w:val="24"/>
+          <w:szCs w:val="24"/>
+        </w:rPr>
+      </w:pPr>
     </w:p>
     <w:sectPr>
       <w:footerReference w:type="default" r:id="rId9"/>
